--- a/src/Parchment.Tests/NaughtyStringsTests.DocxFilterMarkdown.verified.docx
+++ b/src/Parchment.Tests/NaughtyStringsTests.DocxFilterMarkdown.verified.docx
@@ -13,19 +13,11 @@
         <w:rPr>
           <w:i/>
         </w:rPr>
-        <w:t xml:space="preserve">+ | !@#$%^&amp;</w:t>
-      </w:r>
-      <w:r>
-        <w:rPr>
-          <w:i/>
-          <w:i/>
-        </w:rPr>
-        <w:t xml:space="preserve">()</w:t>
-      </w:r>
-      <w:r>
-        <w:rPr>
-          <w:rFonts w:ascii="Consolas" w:hAnsi="Consolas"/>
-          <w:i/>
+        <w:t xml:space="preserve">+ | !@#$%^&amp;()</w:t>
+      </w:r>
+      <w:r>
+        <w:rPr>
+          <w:rFonts w:ascii="Consolas" w:hAnsi="Consolas"/>
           <w:i/>
         </w:rPr>
         <w:t xml:space="preserve">~ |  |  | \t \u0085             ​\u2028\u2029  　 | ­؀؁؂؃؄؅؜۝܏᠎​‌‍‎‏‪‫‬‭‮⁠⁡⁢⁣⁤⁦⁧⁨⁩⁪⁫⁬⁭⁮⁯﻿￹￺￻𑂽𛲠𛲡𛲢𛲣𝅳𝅴𝅵𝅶𝅷𝅸𝅹𝅺󠀁󠀠󠀡󠀢󠀣󠀤󠀥󠀦󠀧󠀨󠀩󠀪󠀫󠀬󠀭󠀮󠀯󠀰󠀱󠀲󠀳󠀴󠀵󠀶󠀷󠀸󠀹󠀺󠀻󠀼󠀽󠀾󠀿󠁀󠁁󠁂󠁃󠁄󠁅󠁆󠁇󠁈󠁉󠁊󠁋󠁌󠁍󠁎󠁏󠁐󠁑󠁒󠁓󠁔󠁕󠁖󠁗󠁘󠁙󠁚󠁛󠁜󠁝󠁞󠁟󠁠󠁡󠁢󠁣󠁤󠁥󠁦󠁧󠁨󠁩󠁪󠁫󠁬󠁭󠁮󠁯󠁰󠁱󠁲󠁳󠁴󠁵󠁶󠁷󠁸󠁹󠁺󠁻󠁼󠁽󠁾󠁿 | ﻿ |  | Ω≈ç√∫˜µ≤≥÷ | åß∂ƒ©˙∆˚¬…æ | œ∑´®†¥¨ˆøπ“‘ | ¡™£¢∞§¶•ªº–≠ | ¸˛Ç◊ı˜Â¯˘¿ | ÅÍÎÏ˝ÓÔÒÚÆ☃ | Œ„´‰ˇÁ¨ˆØ∏”’ | </w:t>
@@ -33,14 +25,12 @@
       <w:r>
         <w:rPr>
           <w:i/>
-          <w:i/>
         </w:rPr>
         <w:t xml:space="preserve">⁄€‹›ﬁﬂ‡°·‚—± | ⅛⅜⅝⅞ | ЁЂЃЄЅІЇЈЉЊЋЌЍЎЏАБВГДЕЖЗИЙКЛМНОПРСТУФХЦЧШЩЪЫЬЭЮЯабвгдежзийклмнопрстуфхцчшщъыьэюя | ٠١٢٣٤٥٦٧٨٩ | ⁰⁴⁵ | ₀₁₂ | ⁰⁴⁵₀₁₂ | ด้้้้้็็็็็้้้้้็็็็็้้้้้้้้็็็็็้้้้้็็็็็้้้้้้้้็็็็็้้้้้็็็็็้้้้้้้้็็็็็้้้้้็็็็ ด้้้้้็็็็็้้้้้็็็็็้้้้้้้้็็็็็้้้้้็็็็็้้้้้้้้็็็็็้้้้้็็็็็้้้้้้้้็็็็็้้้้้็็็็ ด้้้้้็็็็็้้้้้็็็็็้้้้้้้้็็็็็้้้้้็็็็็้้้้้้้้็็็็็้้้้้็็็็็้้้้้้้้็็็็็้้้้้็็็็ | ' | " | '' | “” | ‘"’ | “''''"'” | “'"'"''''” | &lt;foo val=“bar” /&gt; | &lt;foo val=“bar” /&gt; | &lt;foo val=”bar“ /&gt; | &lt;foo val=</w:t>
       </w:r>
       <w:r>
         <w:rPr>
           <w:rFonts w:ascii="Consolas" w:hAnsi="Consolas"/>
-          <w:i/>
           <w:i/>
         </w:rPr>
         <w:t xml:space="preserve">bar' /&gt; | 田中さんにあげて下さい | パーティーへ行かないか | 和製漢語 | 部落格 | 사회과학원 어학연구소 | 찦차를 타고 온 펲시맨과 쑛다리 똠방각하 | 社會科學院語學研究所 | 울란바토르 | 𠜎𠜱𠝹𠱓𠱸𠲖𠳏 | 𐐜 𐐔𐐇𐐝𐐀𐐡𐐇𐐓 𐐙𐐊𐐡𐐝𐐓/𐐝𐐇𐐗𐐊𐐤𐐔 𐐒𐐋𐐗 𐐒𐐌 𐐜 𐐡𐐀𐐖𐐇𐐤𐐓𐐝 𐐱𐑂 𐑄 𐐔𐐇𐐝𐐀𐐡𐐇𐐓 𐐏𐐆𐐅𐐤𐐆𐐚𐐊𐐡𐐝𐐆𐐓𐐆 | 表 | ポ | あ | A | 鷗 | Œ | é | Ｂ | 逍 | Ü | ß | ª | ą | ñ | 丂 | 㐀 | 𠀀 | Ⱥ | Ⱦ | ヽ༼ຈل͜ຈ༽ﾉ ヽ༼ຈل͜ຈ༽ﾉ | (｡◕ ∀ ◕｡) | ｀ｨ(´∀｀∩ | __ﾛ(,_,*) | ・(￣∀￣)・:*: | ﾟ･✿ヾ╲(｡◕‿◕｡)╱✿･ﾟ | ,。・:*:・゜’( ☻ ω ☻ )。・:*:・゜’ | (╯°□°）╯︵ ┻━┻) | (ﾉಥ益ಥ）ﾉ﻿ ┻━┻ | ┬─┬ノ( º _ ºノ) | ( ͡° ͜ʖ ͡°) | ¯\_(ツ)_/¯ | 😍 | 👩🏽 | 👨‍🦰 👨🏿‍🦰 👨‍🦱 👨🏿‍🦱 🦹🏿‍♂️ | 👾 🙇 💁 🙅 🙆 🙋 🙎 🙍 | 🐵 🙈 🙉 🙊 | ❤️ 💔 💌 💕 💞 💓 💗 💖 💘 💝 💟 💜 💛 💚 💙 | ✋🏿 💪🏿 👐🏿 🙌🏿 👏🏿 🙏🏿 | 👨‍👩‍👦 👨‍👩‍👧‍👦 👨‍👨‍👦 👩‍👩‍👧 👨‍👦 👨‍👧‍👦 👩‍👦 👩‍👧‍👦 | 🚾 🆒 🆓 🆕 🆖 🆗 🆙 🏧 | 0️⃣ 1️⃣ 2️⃣ 3️⃣ 4️⃣ 5️⃣ 6️⃣ 7️⃣ 8️⃣ 9️⃣ 🔟 | 🇺🇸🇷🇺🇸 🇦🇫🇦🇲🇸 | 🇺🇸🇷🇺🇸🇦🇫🇦🇲 | 🇺🇸🇷🇺🇸🇦 | １２３ | ١٢٣ | ثم نفس سقطت وبالتحديد،, جزيرتي باستخدام أن دنو. إذ هنا؟ الستار وتنصيب كان. أهّل ايطاليا، بريطانيا-فرنسا قد أخذ. سليمان، إتفاقية بين ما, يذكر الحدود أي بعد, معاملة بولندا، الإطلاق عل إيو. | בְּרֵאשִׁית, בָּרָא אֱלֹהִים, אֵת הַשָּׁמַיִם, וְאֵת הָאָרֶץ | הָיְתָהtestالصفحات التّحول | ﷽ | ﷺ | مُنَاقَشَةُ سُبُلِ اِسْتِخْدَامِ اللُّغَةِ فِي النُّظُمِ الْقَائِمَةِ وَفِيم يَخُصَّ التَّطْبِيقَاتُ الْحاسُوبِيَّةُ، | الكل في المجمو عة (5) | ᚛ᚄᚓᚐᚋᚒᚄ ᚑᚄᚂᚑᚏᚅ᚜ | ᚛                 ᚜ | ‪‪test‪ | ‫test‫ |  @@ -50,7 +40,6 @@
       <w:r>
         <w:rPr>
           <w:i/>
-          <w:i/>
         </w:rPr>
         <w:t xml:space="preserve">"&gt;&lt;\x3Cscript&gt;javascript:alert(32)&lt;/script&gt; | '</w:t>
       </w:r>
@@ -58,14 +47,12 @@
         <w:rPr>
           <w:rFonts w:ascii="Consolas" w:hAnsi="Consolas"/>
           <w:i/>
-          <w:i/>
         </w:rPr>
         <w:t xml:space="preserve">"&gt;&lt;\x00script&gt;javascript:alert(33)&lt;/script&gt; | ABC&lt;div style="x\x3Aexpression(javascript:alert(34)"&gt;DEF | ABC&lt;div style="x:expression\x5C(javascript:alert(35)"&gt;DEF | ABC&lt;div style="x:expression\x00(javascript:alert(36)"&gt;DEF | ABC&lt;div style="x:exp\x00ression(javascript:alert(37)"&gt;DEF | ABC&lt;div style="x:exp\x5Cression(javascript:alert(38)"&gt;DEF | ABC&lt;div style="x:\x0Aexpression(javascript:alert(39)"&gt;DEF | ABC&lt;div style="x:\x09expression(javascript:alert(40)"&gt;DEF | ABC&lt;div style="x:\xE3\x80\x80expression(javascript:alert(41)"&gt;DEF | ABC&lt;div style="x:\xE2\x80\x84expression(javascript:alert(42)"&gt;DEF | ABC&lt;div style="x:\xC2\xA0expression(javascript:alert(43)"&gt;DEF | ABC&lt;div style="x:\xE2\x80\x80expression(javascript:alert(44)"&gt;DEF | ABC&lt;div style="x:\xE2\x80\x8Aexpression(javascript:alert(45)"&gt;DEF | ABC&lt;div style="x:\x0Dexpression(javascript:alert(46)"&gt;DEF | ABC&lt;div style="x:\x0Cexpression(javascript:alert(47)"&gt;DEF | ABC&lt;div style="x:\xE2\x80\x87expression(javascript:alert(48)"&gt;DEF | ABC&lt;div style="x:\xEF\xBB\xBFexpression(javascript:alert(49)"&gt;DEF | ABC&lt;div style="x:\x20expression(javascript:alert(50)"&gt;DEF | ABC&lt;div style="x:\xE2\x80\x88expression(javascript:alert(51)"&gt;DEF | ABC&lt;div style="x:\x00expression(javascript:alert(52)"&gt;DEF | ABC&lt;div style="x:\xE2\x80\x8Bexpression(javascript:alert(53)"&gt;DEF | ABC&lt;div style="x:\xE2\x80\x86expression(javascript:alert(54)"&gt;DEF | ABC&lt;div style="x:\xE2\x80\x85expression(javascript:alert(55)"&gt;DEF | ABC&lt;div style="x:\xE2\x80\x82expression(javascript:alert(56)"&gt;DEF | ABC&lt;div style="x:\x0Bexpression(javascript:alert(57)"&gt;DEF | ABC&lt;div style="x:\xE2\x80\x81expression(javascript:alert(58)"&gt;DEF | ABC&lt;div style="x:\xE2\x80\x83expression(javascript:alert(59)"&gt;DEF | ABC&lt;div style="x:\xE2\x80\x89expression(javascript:alert(60)"&gt;DEF | &lt;a href="\x0Bjavascript:javascript:alert(61)" id="fuzzelement1"&gt;test&lt;/a&gt; | &lt;a href="\x0Fjavascript:javascript:alert(62)" id="fuzzelement1"&gt;test&lt;/a&gt; | &lt;a href="\xC2\xA0javascript:javascript:alert(63)" id="fuzzelement1"&gt;test&lt;/a&gt; | &lt;a href="\x05javascript:javascript:alert(64)" id="fuzzelement1"&gt;test&lt;/a&gt; | &lt;a href="\xE1\xA0\x8Ejavascript:javascript:alert(65)" id="fuzzelement1"&gt;test&lt;/a&gt; | &lt;a href="\x18javascript:javascript:alert(66)" id="fuzzelement1"&gt;test&lt;/a&gt; | &lt;a href="\x11javascript:javascript:alert(67)" id="fuzzelement1"&gt;test&lt;/a&gt; | &lt;a href="\xE2\x80\x88javascript:javascript:alert(68)" id="fuzzelement1"&gt;test&lt;/a&gt; | &lt;a href="\xE2\x80\x89javascript:javascript:alert(69)" id="fuzzelement1"&gt;test&lt;/a&gt; | &lt;a href="\xE2\x80\x80javascript:javascript:alert(70)" id="fuzzelement1"&gt;test&lt;/a&gt; | &lt;a href="\x17javascript:javascript:alert(71)" id="fuzzelement1"&gt;test&lt;/a&gt; | &lt;a href="\x03javascript:javascript:alert(72)" id="fuzzelement1"&gt;test&lt;/a&gt; | &lt;a href="\x0Ejavascript:javascript:alert(73)" id="fuzzelement1"&gt;test&lt;/a&gt; | &lt;a href="\x1Ajavascript:javascript:alert(74)" id="fuzzelement1"&gt;test&lt;/a&gt; | &lt;a href="\x00javascript:javascript:alert(75)" id="fuzzelement1"&gt;test&lt;/a&gt; | &lt;a href="\x10javascript:javascript:alert(76)" id="fuzzelement1"&gt;test&lt;/a&gt; | &lt;a href="\xE2\x80\x82javascript:javascript:alert(77)" id="fuzzelement1"&gt;test&lt;/a&gt; | &lt;a href="\x20javascript:javascript:alert(78)" id="fuzzelement1"&gt;test&lt;/a&gt; | &lt;a href="\x13javascript:javascript:alert(79)" id="fuzzelement1"&gt;test&lt;/a&gt; | &lt;a href="\x09javascript:javascript:alert(80)" id="fuzzelement1"&gt;test&lt;/a&gt; | &lt;a href="\xE2\x80\x8Ajavascript:javascript:alert(81)" id="fuzzelement1"&gt;test&lt;/a&gt; | &lt;a href="\x14javascript:javascript:alert(82)" id="fuzzelement1"&gt;test&lt;/a&gt; | &lt;a href="\x19javascript:javascript:alert(83)" id="fuzzelement1"&gt;test&lt;/a&gt; | &lt;a href="\xE2\x80\xAFjavascript:javascript:alert(84)" id="fuzzelement1"&gt;test&lt;/a&gt; | &lt;a href="\x1Fjavascript:javascript:alert(85)" id="fuzzelement1"&gt;test&lt;/a&gt; | &lt;a href="\xE2\x80\x81javascript:javascript:alert(86)" id="fuzzelement1"&gt;test&lt;/a&gt; | &lt;a href="\x1Djavascript:javascript:alert(87)" id="fuzzelement1"&gt;test&lt;/a&gt; | &lt;a href="\xE2\x80\x87javascript:javascript:alert(88)" id="fuzzelement1"&gt;test&lt;/a&gt; | &lt;a href="\x07javascript:javascript:alert(89)" id="fuzzelement1"&gt;test&lt;/a&gt; | &lt;a href="\xE1\x9A\x80javascript:javascript:alert(90)" id="fuzzelement1"&gt;test&lt;/a&gt; | &lt;a href="\xE2\x80\x83javascript:javascript:alert(91)" id="fuzzelement1"&gt;test&lt;/a&gt; | &lt;a href="\x04javascript:javascript:alert(92)" id="fuzzelement1"&gt;test&lt;/a&gt; | &lt;a href="\x01javascript:javascript:alert(93)" id="fuzzelement1"&gt;test&lt;/a&gt; | &lt;a href="\x08javascript:javascript:alert(94)" id="fuzzelement1"&gt;test&lt;/a&gt; | &lt;a href="\xE2\x80\x84javascript:javascript:alert(95)" id="fuzzelement1"&gt;test&lt;/a&gt; | &lt;a href="\xE2\x80\x86javascript:javascript:alert(96)" id="fuzzelement1"&gt;test&lt;/a&gt; | &lt;a href="\xE3\x80\x80javascript:javascript:alert(97)" id="fuzzelement1"&gt;test&lt;/a&gt; | &lt;a href="\x12javascript:javascript:alert(98)" id="fuzzelement1"&gt;test&lt;/a&gt; | &lt;a href="\x0Djavascript:javascript:alert(99)" id="fuzzelement1"&gt;test&lt;/a&gt; | &lt;a href="\x0Ajavascript:javascript:alert(100)" id="fuzzelement1"&gt;test&lt;/a&gt; | &lt;a href="\x0Cjavascript:javascript:alert(101)" id="fuzzelement1"&gt;test&lt;/a&gt; | &lt;a href="\x15javascript:javascript:alert(102)" id="fuzzelement1"&gt;test&lt;/a&gt; | &lt;a href="\xE2\x80\xA8javascript:javascript:alert(103)" id="fuzzelement1"&gt;test&lt;/a&gt; | &lt;a href="\x16javascript:javascript:alert(104)" id="fuzzelement1"&gt;test&lt;/a&gt; | &lt;a href="\x02javascript:javascript:alert(105)" id="fuzzelement1"&gt;test&lt;/a&gt; | &lt;a href="\x1Bjavascript:javascript:alert(106)" id="fuzzelement1"&gt;test&lt;/a&gt; | &lt;a href="\x06javascript:javascript:alert(107)" id="fuzzelement1"&gt;test&lt;/a&gt; | &lt;a href="\xE2\x80\xA9javascript:javascript:alert(108)" id="fuzzelement1"&gt;test&lt;/a&gt; | &lt;a href="\xE2\x80\x85javascript:javascript:alert(109)" id="fuzzelement1"&gt;test&lt;/a&gt; | &lt;a href="\x1Ejavascript:javascript:alert(110)" id="fuzzelement1"&gt;test&lt;/a&gt; | &lt;a href="\xE2\x81\x9Fjavascript:javascript:alert(111)" id="fuzzelement1"&gt;test&lt;/a&gt; | &lt;a href="\x1Cjavascript:javascript:alert(112)" id="fuzzelement1"&gt;test&lt;/a&gt; | &lt;a href="javascript\x00:javascript:alert(113)" id="fuzzelement1"&gt;test&lt;/a&gt; | &lt;a href="javascript\x3A:javascript:alert(114)" id="fuzzelement1"&gt;test&lt;/a&gt; | &lt;a href="javascript\x09:javascript:alert(115)" id="fuzzelement1"&gt;test&lt;/a&gt; | &lt;a href="javascript\x0D:javascript:alert(116)" id="fuzzelement1"&gt;test&lt;/a&gt; | &lt;a href="javascript\x0A:javascript:alert(117)" id="fuzzelement1"&gt;test&lt;/a&gt; | </w:t>
       </w:r>
       <w:r>
         <w:rPr>
           <w:i/>
-          <w:i/>
         </w:rPr>
         <w:t xml:space="preserve">"'&gt;&lt;img src=xxx:x \x0Aonerror=javascript:alert(118)&gt; | </w:t>
       </w:r>
@@ -73,14 +60,12 @@
         <w:rPr>
           <w:rFonts w:ascii="Consolas" w:hAnsi="Consolas"/>
           <w:i/>
-          <w:i/>
         </w:rPr>
         <w:t xml:space="preserve">"'&gt;&lt;img src=xxx:x \x22onerror=javascript:alert(119)&gt; | </w:t>
       </w:r>
       <w:r>
         <w:rPr>
           <w:i/>
-          <w:i/>
         </w:rPr>
         <w:t xml:space="preserve">"'&gt;&lt;img src=xxx:x \x0Bonerror=javascript:alert(120)&gt; | </w:t>
       </w:r>
@@ -88,14 +73,12 @@
         <w:rPr>
           <w:rFonts w:ascii="Consolas" w:hAnsi="Consolas"/>
           <w:i/>
-          <w:i/>
         </w:rPr>
         <w:t xml:space="preserve">"'&gt;&lt;img src=xxx:x \x0Donerror=javascript:alert(121)&gt; | </w:t>
       </w:r>
       <w:r>
         <w:rPr>
           <w:i/>
-          <w:i/>
         </w:rPr>
         <w:t xml:space="preserve">"'&gt;&lt;img src=xxx:x \x2Fonerror=javascript:alert(122)&gt; | </w:t>
       </w:r>
@@ -103,14 +86,12 @@
         <w:rPr>
           <w:rFonts w:ascii="Consolas" w:hAnsi="Consolas"/>
           <w:i/>
-          <w:i/>
         </w:rPr>
         <w:t xml:space="preserve">"'&gt;&lt;img src=xxx:x \x09onerror=javascript:alert(123)&gt; | </w:t>
       </w:r>
       <w:r>
         <w:rPr>
           <w:i/>
-          <w:i/>
         </w:rPr>
         <w:t xml:space="preserve">"'&gt;&lt;img src=xxx:x \x0Conerror=javascript:alert(124)&gt; | </w:t>
       </w:r>
@@ -118,14 +99,12 @@
         <w:rPr>
           <w:rFonts w:ascii="Consolas" w:hAnsi="Consolas"/>
           <w:i/>
-          <w:i/>
         </w:rPr>
         <w:t xml:space="preserve">"'&gt;&lt;img src=xxx:x \x00onerror=javascript:alert(125)&gt; | </w:t>
       </w:r>
       <w:r>
         <w:rPr>
           <w:i/>
-          <w:i/>
         </w:rPr>
         <w:t xml:space="preserve">"'&gt;&lt;img src=xxx:x \x27onerror=javascript:alert(126)&gt; | </w:t>
       </w:r>
@@ -133,14 +112,12 @@
         <w:rPr>
           <w:rFonts w:ascii="Consolas" w:hAnsi="Consolas"/>
           <w:i/>
-          <w:i/>
         </w:rPr>
         <w:t xml:space="preserve">"'&gt;&lt;img src=xxx:x \x20onerror=javascript:alert(127)&gt; | "</w:t>
       </w:r>
       <w:r>
         <w:rPr>
           <w:i/>
-          <w:i/>
         </w:rPr>
         <w:t xml:space="preserve">'&gt;&lt;script&gt;\x3Bjavascript:alert(128)&lt;/script&gt; | "</w:t>
       </w:r>
@@ -148,14 +125,12 @@
         <w:rPr>
           <w:rFonts w:ascii="Consolas" w:hAnsi="Consolas"/>
           <w:i/>
-          <w:i/>
         </w:rPr>
         <w:t xml:space="preserve">'&gt;&lt;script&gt;\x0Djavascript:alert(129)&lt;/script&gt; | "</w:t>
       </w:r>
       <w:r>
         <w:rPr>
           <w:i/>
-          <w:i/>
         </w:rPr>
         <w:t xml:space="preserve">'&gt;&lt;script&gt;\xEF\xBB\xBFjavascript:alert(130)&lt;/script&gt; | "</w:t>
       </w:r>
@@ -163,14 +138,12 @@
         <w:rPr>
           <w:rFonts w:ascii="Consolas" w:hAnsi="Consolas"/>
           <w:i/>
-          <w:i/>
         </w:rPr>
         <w:t xml:space="preserve">'&gt;&lt;script&gt;\xE2\x80\x81javascript:alert(131)&lt;/script&gt; | "</w:t>
       </w:r>
       <w:r>
         <w:rPr>
           <w:i/>
-          <w:i/>
         </w:rPr>
         <w:t xml:space="preserve">'&gt;&lt;script&gt;\xE2\x80\x84javascript:alert(132)&lt;/script&gt; | "</w:t>
       </w:r>
@@ -178,14 +151,12 @@
         <w:rPr>
           <w:rFonts w:ascii="Consolas" w:hAnsi="Consolas"/>
           <w:i/>
-          <w:i/>
         </w:rPr>
         <w:t xml:space="preserve">'&gt;&lt;script&gt;\xE3\x80\x80javascript:alert(133)&lt;/script&gt; | "</w:t>
       </w:r>
       <w:r>
         <w:rPr>
           <w:i/>
-          <w:i/>
         </w:rPr>
         <w:t xml:space="preserve">'&gt;&lt;script&gt;\x09javascript:alert(134)&lt;/script&gt; | "</w:t>
       </w:r>
@@ -193,14 +164,12 @@
         <w:rPr>
           <w:rFonts w:ascii="Consolas" w:hAnsi="Consolas"/>
           <w:i/>
-          <w:i/>
         </w:rPr>
         <w:t xml:space="preserve">'&gt;&lt;script&gt;\xE2\x80\x89javascript:alert(135)&lt;/script&gt; | "</w:t>
       </w:r>
       <w:r>
         <w:rPr>
           <w:i/>
-          <w:i/>
         </w:rPr>
         <w:t xml:space="preserve">'&gt;&lt;script&gt;\xE2\x80\x85javascript:alert(136)&lt;/script&gt; | "</w:t>
       </w:r>
@@ -208,14 +177,12 @@
         <w:rPr>
           <w:rFonts w:ascii="Consolas" w:hAnsi="Consolas"/>
           <w:i/>
-          <w:i/>
         </w:rPr>
         <w:t xml:space="preserve">'&gt;&lt;script&gt;\xE2\x80\x88javascript:alert(137)&lt;/script&gt; | "</w:t>
       </w:r>
       <w:r>
         <w:rPr>
           <w:i/>
-          <w:i/>
         </w:rPr>
         <w:t xml:space="preserve">'&gt;&lt;script&gt;\x00javascript:alert(138)&lt;/script&gt; | "</w:t>
       </w:r>
@@ -223,14 +190,12 @@
         <w:rPr>
           <w:rFonts w:ascii="Consolas" w:hAnsi="Consolas"/>
           <w:i/>
-          <w:i/>
         </w:rPr>
         <w:t xml:space="preserve">'&gt;&lt;script&gt;\xE2\x80\xA8javascript:alert(139)&lt;/script&gt; | "</w:t>
       </w:r>
       <w:r>
         <w:rPr>
           <w:i/>
-          <w:i/>
         </w:rPr>
         <w:t xml:space="preserve">'&gt;&lt;script&gt;\xE2\x80\x8Ajavascript:alert(140)&lt;/script&gt; | "</w:t>
       </w:r>
@@ -238,14 +203,12 @@
         <w:rPr>
           <w:rFonts w:ascii="Consolas" w:hAnsi="Consolas"/>
           <w:i/>
-          <w:i/>
         </w:rPr>
         <w:t xml:space="preserve">'&gt;&lt;script&gt;\xE1\x9A\x80javascript:alert(141)&lt;/script&gt; | "</w:t>
       </w:r>
       <w:r>
         <w:rPr>
           <w:i/>
-          <w:i/>
         </w:rPr>
         <w:t xml:space="preserve">'&gt;&lt;script&gt;\x0Cjavascript:alert(142)&lt;/script&gt; | "</w:t>
       </w:r>
@@ -253,14 +216,12 @@
         <w:rPr>
           <w:rFonts w:ascii="Consolas" w:hAnsi="Consolas"/>
           <w:i/>
-          <w:i/>
         </w:rPr>
         <w:t xml:space="preserve">'&gt;&lt;script&gt;\x2Bjavascript:alert(143)&lt;/script&gt; | "</w:t>
       </w:r>
       <w:r>
         <w:rPr>
           <w:i/>
-          <w:i/>
         </w:rPr>
         <w:t xml:space="preserve">'&gt;&lt;script&gt;\xF0\x90\x96\x9Ajavascript:alert(144)&lt;/script&gt; | "</w:t>
       </w:r>
@@ -268,14 +229,12 @@
         <w:rPr>
           <w:rFonts w:ascii="Consolas" w:hAnsi="Consolas"/>
           <w:i/>
-          <w:i/>
         </w:rPr>
         <w:t xml:space="preserve">'&gt;&lt;script&gt;-javascript:alert(145)&lt;/script&gt; | "</w:t>
       </w:r>
       <w:r>
         <w:rPr>
           <w:i/>
-          <w:i/>
         </w:rPr>
         <w:t xml:space="preserve">'&gt;&lt;script&gt;\x0Ajavascript:alert(146)&lt;/script&gt; | "</w:t>
       </w:r>
@@ -283,14 +242,12 @@
         <w:rPr>
           <w:rFonts w:ascii="Consolas" w:hAnsi="Consolas"/>
           <w:i/>
-          <w:i/>
         </w:rPr>
         <w:t xml:space="preserve">'&gt;&lt;script&gt;\xE2\x80\xAFjavascript:alert(147)&lt;/script&gt; | "</w:t>
       </w:r>
       <w:r>
         <w:rPr>
           <w:i/>
-          <w:i/>
         </w:rPr>
         <w:t xml:space="preserve">'&gt;&lt;script&gt;\x7Ejavascript:alert(148)&lt;/script&gt; | "</w:t>
       </w:r>
@@ -298,14 +255,12 @@
         <w:rPr>
           <w:rFonts w:ascii="Consolas" w:hAnsi="Consolas"/>
           <w:i/>
-          <w:i/>
         </w:rPr>
         <w:t xml:space="preserve">'&gt;&lt;script&gt;\xE2\x80\x87javascript:alert(149)&lt;/script&gt; | "</w:t>
       </w:r>
       <w:r>
         <w:rPr>
           <w:i/>
-          <w:i/>
         </w:rPr>
         <w:t xml:space="preserve">'&gt;&lt;script&gt;\xE2\x81\x9Fjavascript:alert(150)&lt;/script&gt; | "</w:t>
       </w:r>
@@ -313,14 +268,12 @@
         <w:rPr>
           <w:rFonts w:ascii="Consolas" w:hAnsi="Consolas"/>
           <w:i/>
-          <w:i/>
         </w:rPr>
         <w:t xml:space="preserve">'&gt;&lt;script&gt;\xE2\x80\xA9javascript:alert(151)&lt;/script&gt; | "</w:t>
       </w:r>
       <w:r>
         <w:rPr>
           <w:i/>
-          <w:i/>
         </w:rPr>
         <w:t xml:space="preserve">'&gt;&lt;script&gt;\xC2\x85javascript:alert(152)&lt;/script&gt; | "</w:t>
       </w:r>
@@ -328,14 +281,12 @@
         <w:rPr>
           <w:rFonts w:ascii="Consolas" w:hAnsi="Consolas"/>
           <w:i/>
-          <w:i/>
         </w:rPr>
         <w:t xml:space="preserve">'&gt;&lt;script&gt;\xEF\xBF\xAEjavascript:alert(153)&lt;/script&gt; | "</w:t>
       </w:r>
       <w:r>
         <w:rPr>
           <w:i/>
-          <w:i/>
         </w:rPr>
         <w:t xml:space="preserve">'&gt;&lt;script&gt;\xE2\x80\x83javascript:alert(154)&lt;/script&gt; | "</w:t>
       </w:r>
@@ -343,14 +294,12 @@
         <w:rPr>
           <w:rFonts w:ascii="Consolas" w:hAnsi="Consolas"/>
           <w:i/>
-          <w:i/>
         </w:rPr>
         <w:t xml:space="preserve">'&gt;&lt;script&gt;\xE2\x80\x8Bjavascript:alert(155)&lt;/script&gt; | "</w:t>
       </w:r>
       <w:r>
         <w:rPr>
           <w:i/>
-          <w:i/>
         </w:rPr>
         <w:t xml:space="preserve">'&gt;&lt;script&gt;\xEF\xBF\xBEjavascript:alert(156)&lt;/script&gt; | "</w:t>
       </w:r>
@@ -358,14 +307,12 @@
         <w:rPr>
           <w:rFonts w:ascii="Consolas" w:hAnsi="Consolas"/>
           <w:i/>
-          <w:i/>
         </w:rPr>
         <w:t xml:space="preserve">'&gt;&lt;script&gt;\xE2\x80\x80javascript:alert(157)&lt;/script&gt; | "</w:t>
       </w:r>
       <w:r>
         <w:rPr>
           <w:i/>
-          <w:i/>
         </w:rPr>
         <w:t xml:space="preserve">'&gt;&lt;script&gt;\x21javascript:alert(158)&lt;/script&gt; | "</w:t>
       </w:r>
@@ -373,14 +320,12 @@
         <w:rPr>
           <w:rFonts w:ascii="Consolas" w:hAnsi="Consolas"/>
           <w:i/>
-          <w:i/>
         </w:rPr>
         <w:t xml:space="preserve">'&gt;&lt;script&gt;\xE2\x80\x82javascript:alert(159)&lt;/script&gt; | "</w:t>
       </w:r>
       <w:r>
         <w:rPr>
           <w:i/>
-          <w:i/>
         </w:rPr>
         <w:t xml:space="preserve">'&gt;&lt;script&gt;\xE2\x80\x86javascript:alert(160)&lt;/script&gt; | "</w:t>
       </w:r>
@@ -388,14 +333,12 @@
         <w:rPr>
           <w:rFonts w:ascii="Consolas" w:hAnsi="Consolas"/>
           <w:i/>
-          <w:i/>
         </w:rPr>
         <w:t xml:space="preserve">'&gt;&lt;script&gt;\xE1\xA0\x8Ejavascript:alert(161)&lt;/script&gt; | "</w:t>
       </w:r>
       <w:r>
         <w:rPr>
           <w:i/>
-          <w:i/>
         </w:rPr>
         <w:t xml:space="preserve">'&gt;&lt;script&gt;\x0Bjavascript:alert(162)&lt;/script&gt; | "</w:t>
       </w:r>
@@ -403,14 +346,12 @@
         <w:rPr>
           <w:rFonts w:ascii="Consolas" w:hAnsi="Consolas"/>
           <w:i/>
-          <w:i/>
         </w:rPr>
         <w:t xml:space="preserve">'&gt;&lt;script&gt;\x20javascript:alert(163)&lt;/script&gt; | "</w:t>
       </w:r>
       <w:r>
         <w:rPr>
           <w:i/>
-          <w:i/>
         </w:rPr>
         <w:t xml:space="preserve">'&gt;&lt;script&gt;\xC2\xA0javascript:alert(164)&lt;/script&gt; | &lt;img \x00src=x onerror="alert(165)"&gt; | &lt;img \x47src=x onerror="javascript:alert(166)"&gt; | &lt;img \x11src=x onerror="javascript:alert(167)"&gt; | &lt;img \x12src=x onerror="javascript:alert(168)"&gt; | &lt;img\x47src=x onerror="javascript:alert(169)"&gt; | &lt;img\x10src=x onerror="javascript:alert(170)"&gt; | &lt;img\x13src=x onerror="javascript:alert(171)"&gt; | &lt;img\x32src=x onerror="javascript:alert(172)"&gt; | &lt;img\x47src=x onerror="javascript:alert(173)"&gt; | &lt;img\x11src=x onerror="javascript:alert(174)"&gt; | &lt;img \x47src=x onerror="javascript:alert(175)"&gt; | &lt;img \x34src=x onerror="javascript:alert(176)"&gt; | &lt;img \x39src=x onerror="javascript:alert(177)"&gt; | &lt;img \x00src=x onerror="javascript:alert(178)"&gt; | &lt;img src\x09=x onerror="javascript:alert(179)"&gt; | &lt;img src\x10=x onerror="javascript:alert(180)"&gt; | &lt;img src\x13=x onerror="javascript:alert(181)"&gt; | &lt;img src\x32=x onerror="javascript:alert(182)"&gt; | &lt;img src\x12=x onerror="javascript:alert(183)"&gt; | &lt;img src\x11=x onerror="javascript:alert(184)"&gt; | &lt;img src\x00=x onerror="javascript:alert(185)"&gt; | &lt;img src\x47=x onerror="javascript:alert(186)"&gt; | &lt;img src=x\x09onerror="javascript:alert(187)"&gt; | &lt;img src=x\x10onerror="javascript:alert(188)"&gt; | &lt;img src=x\x11onerror="javascript:alert(189)"&gt; | &lt;img src=x\x12onerror="javascript:alert(190)"&gt; | &lt;img src=x\x13onerror="javascript:alert(191)"&gt; | &lt;img[a]b][c]src[d]=x[e]onerror=[f]"alert(192)"&gt; | &lt;img src=x onerror=\x09"javascript:alert(193)"&gt; | &lt;img src=x onerror=\x10"javascript:alert(194)"&gt; | &lt;img src=x onerror=\x11"javascript:alert(195)"&gt; | &lt;img src=x onerror=\x12"javascript:alert(196)"&gt; | &lt;img src=x onerror=\x32"javascript:alert(197)"&gt; | &lt;img src=x onerror=\x00"javascript:alert(198)"&gt; | &lt;a href=java&amp;#1&amp;#2&amp;#3&amp;#4&amp;#5&amp;#6&amp;#7&amp;#8&amp;#11&amp;#12script:javascript:alert(199)&gt;XXX&lt;/a&gt; | &lt;img src=“x</w:t>
       </w:r>
@@ -418,14 +359,12 @@
         <w:rPr>
           <w:rFonts w:ascii="Consolas" w:hAnsi="Consolas"/>
           <w:i/>
-          <w:i/>
         </w:rPr>
         <w:t xml:space="preserve"> </w:t>
       </w:r>
       <w:r>
         <w:rPr>
           <w:i/>
-          <w:i/>
         </w:rPr>
         <w:t xml:space="preserve">&lt;script&gt;javascript:alert(200)&lt;/script&gt;"</w:t>
       </w:r>
@@ -433,14 +372,12 @@
         <w:rPr>
           <w:rFonts w:ascii="Consolas" w:hAnsi="Consolas"/>
           <w:i/>
-          <w:i/>
         </w:rPr>
         <w:t xml:space="preserve"> </w:t>
       </w:r>
       <w:r>
         <w:rPr>
           <w:i/>
-          <w:i/>
         </w:rPr>
         <w:t xml:space="preserve">&gt; | &lt;img src onerror /” '"= alt=javascript:alert(201)//"&gt; | &lt;title onpropertychange=javascript:alert(202)&gt;&lt;/title&gt;&lt;title title=&gt; | &lt;a href=http://foo.bar/#x=</w:t>
       </w:r>
@@ -448,22 +385,14 @@
         <w:rPr>
           <w:rFonts w:ascii="Consolas" w:hAnsi="Consolas"/>
           <w:i/>
-          <w:i/>
         </w:rPr>
         <w:t xml:space="preserve">y&gt;&lt;/a&gt;&lt;img alt="</w:t>
       </w:r>
       <w:r>
         <w:rPr>
           <w:i/>
-          <w:i/>
-        </w:rPr>
-        <w:t xml:space="preserve">&gt;&lt;img src=x:x onerror=javascript:alert(203)&gt;&lt;/a&gt;"&gt; | &lt;!--[if]&gt;&lt;script&gt;javascript:alert(204)&lt;/script --&gt; | &lt;!--[if&lt;img src=x onerror=javascript:alert(205)//]&gt; --&gt; | &lt;script src="/\%(jscript)s"&gt;&lt;/script&gt; | &lt;script src="\\%(jscript)s"&gt;&lt;/script&gt; | &lt;IMG """&gt;&lt;SCRIPT&gt;alert(“206”)&lt;/SCRIPT&gt;"&gt; | &lt;IMG SRC=javascript:alert(String.fromCharCode(50,48,55))&gt; | &lt;IMG SRC=# onmouseover="alert('208')"&gt; | &lt;IMG SRC= onmouseover="alert(‘209’)"&gt; | &lt;IMG onmouseover="alert('210')"&gt; | &lt;IMG SRC=&amp;#106;&amp;#97;&amp;#118;&amp;#97;&amp;#115;&amp;#99;&amp;#114;&amp;#105;&amp;#112;&amp;#116;&amp;#58;&amp;#97;&amp;#108;&amp;#101;&amp;#114;&amp;#116;&amp;#40;&amp;#39;&amp;#50;&amp;#49;&amp;#49;&amp;#39;&amp;#41;&gt; | &lt;IMG SRC=&amp;#0000106&amp;#0000097&amp;#0000118&amp;#0000097&amp;#0000115&amp;#0000099&amp;#0000114&amp;#0000105&amp;#0000112&amp;#0000116&amp;#0000058&amp;#0000097&amp;#0000108&amp;#0000101&amp;#0000114&amp;#0000116&amp;#0000040&amp;#0000039&amp;#0000050&amp;#0000049&amp;#0000050&amp;#0000039&amp;#0000041&gt; | &lt;IMG SRC=&amp;#x6A&amp;#x61&amp;#x76&amp;#x61&amp;#x73&amp;#x63&amp;#x72&amp;#x69&amp;#x70&amp;#x74&amp;#x3A&amp;#x61&amp;#x6C&amp;#x65&amp;#x72&amp;#x74&amp;#x28&amp;#x27&amp;#x32&amp;#x31&amp;#x33&amp;#x27&amp;#x29&gt; | &lt;IMG SRC="jav   ascript:alert('214');"&gt; | &lt;IMG SRC="jav&amp;#x09;ascript:alert('215');"&gt; | &lt;IMG SRC="jav&amp;#x0A;ascript:alert('216');"&gt; | &lt;IMG SRC="jav&amp;#x0D;ascript:alert('217');"&gt; | perl -e ‘print "&lt;IMG SRC=java\0script:alert("218")&gt;";’ &gt; out | &lt;IMG SRC=" &amp;#14;  javascript:alert('219');"&gt; | &lt;SCRIPT/XSS SRC=“http://ha.ckers.org/xss.js”&gt;&lt;/SCRIPT&gt; | &lt;BODY onload!#$%&amp;()</w:t>
-      </w:r>
-      <w:r>
-        <w:rPr>
-          <w:i/>
-        </w:rPr>
-        <w:t xml:space="preserve">~+-</w:t>
+        </w:rPr>
+        <w:t xml:space="preserve">&gt;&lt;img src=x:x onerror=javascript:alert(203)&gt;&lt;/a&gt;"&gt; | &lt;!--[if]&gt;&lt;script&gt;javascript:alert(204)&lt;/script --&gt; | &lt;!--[if&lt;img src=x onerror=javascript:alert(205)//]&gt; --&gt; | &lt;script src="/\%(jscript)s"&gt;&lt;/script&gt; | &lt;script src="\\%(jscript)s"&gt;&lt;/script&gt; | &lt;IMG """&gt;&lt;SCRIPT&gt;alert(“206”)&lt;/SCRIPT&gt;"&gt; | &lt;IMG SRC=javascript:alert(String.fromCharCode(50,48,55))&gt; | &lt;IMG SRC=# onmouseover="alert('208')"&gt; | &lt;IMG SRC= onmouseover="alert(‘209’)"&gt; | &lt;IMG onmouseover="alert('210')"&gt; | &lt;IMG SRC=&amp;#106;&amp;#97;&amp;#118;&amp;#97;&amp;#115;&amp;#99;&amp;#114;&amp;#105;&amp;#112;&amp;#116;&amp;#58;&amp;#97;&amp;#108;&amp;#101;&amp;#114;&amp;#116;&amp;#40;&amp;#39;&amp;#50;&amp;#49;&amp;#49;&amp;#39;&amp;#41;&gt; | &lt;IMG SRC=&amp;#0000106&amp;#0000097&amp;#0000118&amp;#0000097&amp;#0000115&amp;#0000099&amp;#0000114&amp;#0000105&amp;#0000112&amp;#0000116&amp;#0000058&amp;#0000097&amp;#0000108&amp;#0000101&amp;#0000114&amp;#0000116&amp;#0000040&amp;#0000039&amp;#0000050&amp;#0000049&amp;#0000050&amp;#0000039&amp;#0000041&gt; | &lt;IMG SRC=&amp;#x6A&amp;#x61&amp;#x76&amp;#x61&amp;#x73&amp;#x63&amp;#x72&amp;#x69&amp;#x70&amp;#x74&amp;#x3A&amp;#x61&amp;#x6C&amp;#x65&amp;#x72&amp;#x74&amp;#x28&amp;#x27&amp;#x32&amp;#x31&amp;#x33&amp;#x27&amp;#x29&gt; | &lt;IMG SRC="jav   ascript:alert('214');"&gt; | &lt;IMG SRC="jav&amp;#x09;ascript:alert('215');"&gt; | &lt;IMG SRC="jav&amp;#x0A;ascript:alert('216');"&gt; | &lt;IMG SRC="jav&amp;#x0D;ascript:alert('217');"&gt; | perl -e ‘print "&lt;IMG SRC=java\0script:alert("218")&gt;";’ &gt; out | &lt;IMG SRC=" &amp;#14;  javascript:alert('219');"&gt; | &lt;SCRIPT/XSS SRC=“http://ha.ckers.org/xss.js”&gt;&lt;/SCRIPT&gt; | &lt;BODY onload!#$%&amp;()~+-</w:t>
       </w:r>
       <w:r>
         <w:t xml:space="preserve">.,:;?@[/|]^</w:t>
